--- a/hyogo_cli_repro.docx
+++ b/hyogo_cli_repro.docx
@@ -2157,7 +2157,7 @@
     </w:p>
     <w:p>
       <w:pPr>
-        <w:pStyle w:val="BodyText"/>
+        <w:pStyle w:val="CaptionedFigure"/>
       </w:pPr>
       <w:r>
         <w:drawing>
@@ -2201,6 +2201,31 @@
           </wp:inline>
         </w:drawing>
       </w:r>
+    </w:p>
+    <w:p>
+      <w:pPr>
+        <w:pStyle w:val="ImageCaption"/>
+      </w:pPr>
+      <w:r>
+        <w:rPr>
+          <w:rFonts w:hint="eastAsia"/>
+        </w:rPr>
+        <w:t xml:space="preserve">補助図S1</w:t>
+      </w:r>
+      <w:r>
+        <w:t xml:space="preserve">　</w:t>
+      </w:r>
+      <w:r>
+        <w:rPr>
+          <w:rFonts w:hint="eastAsia"/>
+        </w:rPr>
+        <w:t xml:space="preserve">ヴィンテージ更新の時系列分解</w:t>
+      </w:r>
+    </w:p>
+    <w:p>
+      <w:pPr>
+        <w:pStyle w:val="CaptionedFigure"/>
+      </w:pPr>
       <w:r>
         <w:drawing>
           <wp:inline>
@@ -2211,7 +2236,7 @@
               <a:graphicData uri="http://schemas.openxmlformats.org/drawingml/2006/picture">
                 <pic:pic>
                   <pic:nvPicPr>
-                    <pic:cNvPr descr="hyogo_cli_repro_files/figure-docx/unnamed-chunk-28-2.png" id="26" name="Picture"/>
+                    <pic:cNvPr descr="hyogo_cli_repro_files/figure-docx/unnamed-chunk-29-1.png" id="26" name="Picture"/>
                     <pic:cNvPicPr>
                       <a:picLocks noChangeArrowheads="1" noChangeAspect="1"/>
                     </pic:cNvPicPr>
@@ -2246,6 +2271,26 @@
     </w:p>
     <w:p>
       <w:pPr>
+        <w:pStyle w:val="ImageCaption"/>
+      </w:pPr>
+      <w:r>
+        <w:rPr>
+          <w:rFonts w:hint="eastAsia"/>
+        </w:rPr>
+        <w:t xml:space="preserve">補助図S2</w:t>
+      </w:r>
+      <w:r>
+        <w:t xml:space="preserve">　</w:t>
+      </w:r>
+      <w:r>
+        <w:rPr>
+          <w:rFonts w:hint="eastAsia"/>
+        </w:rPr>
+        <w:t xml:space="preserve">新規方向情報と前月値改定の4象限</w:t>
+      </w:r>
+    </w:p>
+    <w:p>
+      <w:pPr>
         <w:pStyle w:val="TableCaption"/>
       </w:pPr>
       <w:r>
@@ -2565,7 +2610,7 @@
               <a:graphicData uri="http://schemas.openxmlformats.org/drawingml/2006/picture">
                 <pic:pic>
                   <pic:nvPicPr>
-                    <pic:cNvPr descr="hyogo_cli_repro_files/figure-docx/unnamed-chunk-33-1.png" id="29" name="Picture"/>
+                    <pic:cNvPr descr="hyogo_cli_repro_files/figure-docx/unnamed-chunk-34-1.png" id="29" name="Picture"/>
                     <pic:cNvPicPr>
                       <a:picLocks noChangeArrowheads="1" noChangeAspect="1"/>
                     </pic:cNvPicPr>
@@ -2640,7 +2685,7 @@
               <a:graphicData uri="http://schemas.openxmlformats.org/drawingml/2006/picture">
                 <pic:pic>
                   <pic:nvPicPr>
-                    <pic:cNvPr descr="hyogo_cli_repro_files/figure-docx/unnamed-chunk-35-1.png" id="32" name="Picture"/>
+                    <pic:cNvPr descr="hyogo_cli_repro_files/figure-docx/unnamed-chunk-36-1.png" id="32" name="Picture"/>
                     <pic:cNvPicPr>
                       <a:picLocks noChangeArrowheads="1" noChangeAspect="1"/>
                     </pic:cNvPicPr>
@@ -2695,7 +2740,7 @@
     </w:p>
     <w:p>
       <w:pPr>
-        <w:pStyle w:val="BodyText"/>
+        <w:pStyle w:val="CaptionedFigure"/>
       </w:pPr>
       <w:r>
         <w:drawing>
@@ -2707,7 +2752,7 @@
               <a:graphicData uri="http://schemas.openxmlformats.org/drawingml/2006/picture">
                 <pic:pic>
                   <pic:nvPicPr>
-                    <pic:cNvPr descr="hyogo_cli_repro_files/figure-docx/unnamed-chunk-36-1.png" id="35" name="Picture"/>
+                    <pic:cNvPr descr="hyogo_cli_repro_files/figure-docx/unnamed-chunk-37-1.png" id="35" name="Picture"/>
                     <pic:cNvPicPr>
                       <a:picLocks noChangeArrowheads="1" noChangeAspect="1"/>
                     </pic:cNvPicPr>
@@ -2739,6 +2784,31 @@
           </wp:inline>
         </w:drawing>
       </w:r>
+    </w:p>
+    <w:p>
+      <w:pPr>
+        <w:pStyle w:val="ImageCaption"/>
+      </w:pPr>
+      <w:r>
+        <w:rPr>
+          <w:rFonts w:hint="eastAsia"/>
+        </w:rPr>
+        <w:t xml:space="preserve">補助図S4</w:t>
+      </w:r>
+      <w:r>
+        <w:t xml:space="preserve">　</w:t>
+      </w:r>
+      <w:r>
+        <w:rPr>
+          <w:rFonts w:hint="eastAsia"/>
+        </w:rPr>
+        <w:t xml:space="preserve">ヴィンテージ選択に対するRMSEの感応度</w:t>
+      </w:r>
+    </w:p>
+    <w:p>
+      <w:pPr>
+        <w:pStyle w:val="CaptionedFigure"/>
+      </w:pPr>
       <w:r>
         <w:drawing>
           <wp:inline>
@@ -2749,7 +2819,7 @@
               <a:graphicData uri="http://schemas.openxmlformats.org/drawingml/2006/picture">
                 <pic:pic>
                   <pic:nvPicPr>
-                    <pic:cNvPr descr="hyogo_cli_repro_files/figure-docx/unnamed-chunk-36-2.png" id="38" name="Picture"/>
+                    <pic:cNvPr descr="hyogo_cli_repro_files/figure-docx/unnamed-chunk-38-1.png" id="38" name="Picture"/>
                     <pic:cNvPicPr>
                       <a:picLocks noChangeArrowheads="1" noChangeAspect="1"/>
                     </pic:cNvPicPr>
@@ -2784,6 +2854,26 @@
     </w:p>
     <w:p>
       <w:pPr>
+        <w:pStyle w:val="ImageCaption"/>
+      </w:pPr>
+      <w:r>
+        <w:rPr>
+          <w:rFonts w:hint="eastAsia"/>
+        </w:rPr>
+        <w:t xml:space="preserve">補助図S5</w:t>
+      </w:r>
+      <w:r>
+        <w:t xml:space="preserve">　</w:t>
+      </w:r>
+      <w:r>
+        <w:rPr>
+          <w:rFonts w:hint="eastAsia"/>
+        </w:rPr>
+        <w:t xml:space="preserve">予測値の平均絶対改定幅</w:t>
+      </w:r>
+    </w:p>
+    <w:p>
+      <w:pPr>
         <w:pStyle w:val="CaptionedFigure"/>
       </w:pPr>
       <w:r>
@@ -2796,7 +2886,7 @@
               <a:graphicData uri="http://schemas.openxmlformats.org/drawingml/2006/picture">
                 <pic:pic>
                   <pic:nvPicPr>
-                    <pic:cNvPr descr="hyogo_cli_repro_files/figure-docx/unnamed-chunk-37-1.png" id="41" name="Picture"/>
+                    <pic:cNvPr descr="hyogo_cli_repro_files/figure-docx/unnamed-chunk-39-1.png" id="41" name="Picture"/>
                     <pic:cNvPicPr>
                       <a:picLocks noChangeArrowheads="1" noChangeAspect="1"/>
                     </pic:cNvPicPr>
@@ -2863,7 +2953,7 @@
               <a:graphicData uri="http://schemas.openxmlformats.org/drawingml/2006/picture">
                 <pic:pic>
                   <pic:nvPicPr>
-                    <pic:cNvPr descr="hyogo_cli_repro_files/figure-docx/unnamed-chunk-38-1.png" id="44" name="Picture"/>
+                    <pic:cNvPr descr="hyogo_cli_repro_files/figure-docx/unnamed-chunk-40-1.png" id="44" name="Picture"/>
                     <pic:cNvPicPr>
                       <a:picLocks noChangeArrowheads="1" noChangeAspect="1"/>
                     </pic:cNvPicPr>
